--- a/brand/reference.docx
+++ b/brand/reference.docx
@@ -106,6 +106,66 @@
     <w:p>
       <w:r>
         <w:t>{%p endfor %}</w:t>
+      </w:r>
+    </w:p>
+    <w:p>
+      <w:r>
+        <w:t>{%p if industry %}</w:t>
+      </w:r>
+    </w:p>
+    <w:p>
+      <w:pPr>
+        <w:pStyle w:val="Heading1"/>
+        <w:pageBreakBefore/>
+      </w:pPr>
+      <w:r>
+        <w:t>{{ industry.heading }}</w:t>
+      </w:r>
+    </w:p>
+    <w:p>
+      <w:r>
+        <w:rPr>
+          <w:i/>
+        </w:rPr>
+        <w:t>{{ industry.disclaimer }}</w:t>
+      </w:r>
+    </w:p>
+    <w:p>
+      <w:r>
+        <w:t>{%p for i in industry.statements %}</w:t>
+      </w:r>
+    </w:p>
+    <w:p>
+      <w:pPr>
+        <w:pStyle w:val="ListBullet"/>
+      </w:pPr>
+      <w:r>
+        <w:t>{{ i.text }}</w:t>
+      </w:r>
+    </w:p>
+    <w:p>
+      <w:r>
+        <w:t>{%p endfor %}</w:t>
+      </w:r>
+    </w:p>
+    <w:p>
+      <w:r>
+        <w:t>{%p if industry.note %}</w:t>
+      </w:r>
+    </w:p>
+    <w:p>
+      <w:r>
+        <w:t>{{ industry.note }}</w:t>
+      </w:r>
+    </w:p>
+    <w:p>
+      <w:r>
+        <w:t>{%p endif %}</w:t>
+      </w:r>
+    </w:p>
+    <w:p>
+      <w:r>
+        <w:t>{%p endif %}</w:t>
       </w:r>
     </w:p>
     <w:sectPr>

--- a/brand/reference.docx
+++ b/brand/reference.docx
@@ -22,6 +22,21 @@
           <w:i/>
         </w:rPr>
         <w:t>{{ c.client }}</w:t>
+      </w:r>
+    </w:p>
+    <w:p>
+      <w:r>
+        <w:t>{%p if c.note %}</w:t>
+      </w:r>
+    </w:p>
+    <w:p>
+      <w:r>
+        <w:t>{{ c.note }}</w:t>
+      </w:r>
+    </w:p>
+    <w:p>
+      <w:r>
+        <w:t>{%p endif %}</w:t>
       </w:r>
     </w:p>
     <w:p>

--- a/brand/reference.docx
+++ b/brand/reference.docx
@@ -111,6 +111,29 @@
     <w:p>
       <w:r>
         <w:t>{%p endfor %}</w:t>
+      </w:r>
+    </w:p>
+    <w:p>
+      <w:r>
+        <w:t>{%p endfor %}</w:t>
+      </w:r>
+    </w:p>
+    <w:p>
+      <w:r>
+        <w:t>{%p for d in c.diagrams %}</w:t>
+      </w:r>
+    </w:p>
+    <w:p>
+      <w:r>
+        <w:t>{{ d.image }}</w:t>
+      </w:r>
+    </w:p>
+    <w:p>
+      <w:pPr>
+        <w:pStyle w:val="Caption"/>
+      </w:pPr>
+      <w:r>
+        <w:t>{{ d.caption }}</w:t>
       </w:r>
     </w:p>
     <w:p>

--- a/brand/reference.docx
+++ b/brand/reference.docx
@@ -170,7 +170,28 @@
     </w:p>
     <w:p>
       <w:r>
-        <w:t>{%p for i in industry.statements %}</w:t>
+        <w:t>{%p for g in industry.groups %}</w:t>
+      </w:r>
+    </w:p>
+    <w:p>
+      <w:pPr>
+        <w:pStyle w:val="Heading2"/>
+      </w:pPr>
+      <w:r>
+        <w:t>{{ g.title }}</w:t>
+      </w:r>
+    </w:p>
+    <w:p>
+      <w:r>
+        <w:rPr>
+          <w:i/>
+        </w:rPr>
+        <w:t>{{ g.lead }}</w:t>
+      </w:r>
+    </w:p>
+    <w:p>
+      <w:r>
+        <w:t>{%p for q in g.quotes %}</w:t>
       </w:r>
     </w:p>
     <w:p>
@@ -178,7 +199,35 @@
         <w:pStyle w:val="ListBullet"/>
       </w:pPr>
       <w:r>
-        <w:t>{{ i.text }}</w:t>
+        <w:t>“{{ q.quote }}” [{{ q.n }}]</w:t>
+      </w:r>
+    </w:p>
+    <w:p>
+      <w:r>
+        <w:t>{%p endfor %}</w:t>
+      </w:r>
+    </w:p>
+    <w:p>
+      <w:r>
+        <w:t>{%p endfor %}</w:t>
+      </w:r>
+    </w:p>
+    <w:p>
+      <w:pPr>
+        <w:pStyle w:val="Heading2"/>
+      </w:pPr>
+      <w:r>
+        <w:t>Sources</w:t>
+      </w:r>
+    </w:p>
+    <w:p>
+      <w:r>
+        <w:t>{%p for s in industry.sources %}</w:t>
+      </w:r>
+    </w:p>
+    <w:p>
+      <w:r>
+        <w:t>[{{ s.n }}] {{ s.title }}, {{ s.publisher }}, {{ s.url }}, retrieved {{ s.date }}</w:t>
       </w:r>
     </w:p>
     <w:p>

--- a/brand/reference.docx
+++ b/brand/reference.docx
@@ -213,6 +213,11 @@
       </w:r>
     </w:p>
     <w:p>
+      <w:r>
+        <w:t>{%p if industry.sources %}</w:t>
+      </w:r>
+    </w:p>
+    <w:p>
       <w:pPr>
         <w:pStyle w:val="Heading2"/>
       </w:pPr>
@@ -233,6 +238,11 @@
     <w:p>
       <w:r>
         <w:t>{%p endfor %}</w:t>
+      </w:r>
+    </w:p>
+    <w:p>
+      <w:r>
+        <w:t>{%p endif %}</w:t>
       </w:r>
     </w:p>
     <w:p>

--- a/brand/reference.docx
+++ b/brand/reference.docx
@@ -74,7 +74,17 @@
     </w:p>
     <w:p>
       <w:r>
-        <w:t>{{ b.text }}</w:t>
+        <w:t>{%p for p in b.paragraphs %}</w:t>
+      </w:r>
+    </w:p>
+    <w:p>
+      <w:r>
+        <w:t>{{ p }}</w:t>
+      </w:r>
+    </w:p>
+    <w:p>
+      <w:r>
+        <w:t>{%p endfor %}</w:t>
       </w:r>
     </w:p>
     <w:p>

--- a/brand/reference.docx
+++ b/brand/reference.docx
@@ -162,6 +162,11 @@
       </w:r>
     </w:p>
     <w:p>
+      <w:r>
+        <w:t>{%p if industry.show_head %}</w:t>
+      </w:r>
+    </w:p>
+    <w:p>
       <w:pPr>
         <w:pStyle w:val="Heading1"/>
         <w:pageBreakBefore/>
@@ -257,6 +262,11 @@
     </w:p>
     <w:p>
       <w:r>
+        <w:t>{%p endif %}</w:t>
+      </w:r>
+    </w:p>
+    <w:p>
+      <w:r>
         <w:t>{%p if industry.note %}</w:t>
       </w:r>
     </w:p>
@@ -268,6 +278,122 @@
     <w:p>
       <w:r>
         <w:t>{%p endif %}</w:t>
+      </w:r>
+    </w:p>
+    <w:p>
+      <w:r>
+        <w:t>{%p for b in industry.briefs %}</w:t>
+      </w:r>
+    </w:p>
+    <w:p>
+      <w:pPr>
+        <w:pStyle w:val="Heading1"/>
+        <w:pageBreakBefore/>
+      </w:pPr>
+      <w:r>
+        <w:t>{{ b.title }}</w:t>
+      </w:r>
+    </w:p>
+    <w:p>
+      <w:r>
+        <w:rPr>
+          <w:i/>
+        </w:rPr>
+        <w:t>{{ b.disclaimer }}</w:t>
+      </w:r>
+    </w:p>
+    <w:p>
+      <w:r>
+        <w:t>{%p for t in b.takeaways %}</w:t>
+      </w:r>
+    </w:p>
+    <w:p>
+      <w:pPr>
+        <w:pStyle w:val="ListBullet"/>
+      </w:pPr>
+      <w:r>
+        <w:t>{{ t }}</w:t>
+      </w:r>
+    </w:p>
+    <w:p>
+      <w:r>
+        <w:t>{%p endfor %}</w:t>
+      </w:r>
+    </w:p>
+    <w:p>
+      <w:r>
+        <w:t>{%p for t in b.themes %}</w:t>
+      </w:r>
+    </w:p>
+    <w:p>
+      <w:pPr>
+        <w:pStyle w:val="Heading2"/>
+      </w:pPr>
+      <w:r>
+        <w:t>{{ t.heading }}</w:t>
+      </w:r>
+    </w:p>
+    <w:p>
+      <w:r>
+        <w:t>{{ t.text }}</w:t>
+      </w:r>
+    </w:p>
+    <w:p>
+      <w:r>
+        <w:t>{%p endfor %}</w:t>
+      </w:r>
+    </w:p>
+    <w:p>
+      <w:r>
+        <w:t>{%p if b.sources %}</w:t>
+      </w:r>
+    </w:p>
+    <w:p>
+      <w:pPr>
+        <w:pStyle w:val="Heading2"/>
+      </w:pPr>
+      <w:r>
+        <w:t>Sources</w:t>
+      </w:r>
+    </w:p>
+    <w:p>
+      <w:r>
+        <w:t>{%p for s in b.sources %}</w:t>
+      </w:r>
+    </w:p>
+    <w:p>
+      <w:r>
+        <w:t>[{{ s.n }}] {{ s.title }}, {{ s.publisher }}, {{ s.url }}, retrieved {{ s.date }}</w:t>
+      </w:r>
+    </w:p>
+    <w:p>
+      <w:r>
+        <w:t>{%p endfor %}</w:t>
+      </w:r>
+    </w:p>
+    <w:p>
+      <w:r>
+        <w:t>{%p endif %}</w:t>
+      </w:r>
+    </w:p>
+    <w:p>
+      <w:r>
+        <w:t>{%p if b.note %}</w:t>
+      </w:r>
+    </w:p>
+    <w:p>
+      <w:r>
+        <w:t>{{ b.note }}</w:t>
+      </w:r>
+    </w:p>
+    <w:p>
+      <w:r>
+        <w:t>{%p endif %}</w:t>
+      </w:r>
+    </w:p>
+    <w:p>
+      <w:r>
+        <w:t>{%p endfor %}</w:t>
       </w:r>
     </w:p>
     <w:p>

--- a/brand/reference.docx
+++ b/brand/reference.docx
@@ -210,11 +210,34 @@
       </w:r>
     </w:p>
     <w:p>
+      <w:r>
+        <w:t>{%p if q.mono %}</w:t>
+      </w:r>
+    </w:p>
+    <w:p>
+      <w:pPr>
+        <w:pStyle w:val="ListBullet"/>
+      </w:pPr>
+      <w:r>
+        <w:t>{{r q.rich }}</w:t>
+      </w:r>
+    </w:p>
+    <w:p>
+      <w:r>
+        <w:t>{%p else %}</w:t>
+      </w:r>
+    </w:p>
+    <w:p>
       <w:pPr>
         <w:pStyle w:val="ListBullet"/>
       </w:pPr>
       <w:r>
         <w:t>“{{ q.quote }}” [{{ q.n }}]</w:t>
+      </w:r>
+    </w:p>
+    <w:p>
+      <w:r>
+        <w:t>{%p endif %}</w:t>
       </w:r>
     </w:p>
     <w:p>

--- a/brand/reference.docx
+++ b/brand/reference.docx
@@ -126,6 +126,29 @@
     <w:p>
       <w:r>
         <w:t>{%p endfor %}</w:t>
+      </w:r>
+    </w:p>
+    <w:p>
+      <w:r>
+        <w:t>{%p if c.arch_image %}</w:t>
+      </w:r>
+    </w:p>
+    <w:p>
+      <w:pPr>
+        <w:pStyle w:val="Heading2"/>
+      </w:pPr>
+      <w:r>
+        <w:t>Architecture</w:t>
+      </w:r>
+    </w:p>
+    <w:p>
+      <w:r>
+        <w:t>{{ c.arch_image }}</w:t>
+      </w:r>
+    </w:p>
+    <w:p>
+      <w:r>
+        <w:t>{%p endif %}</w:t>
       </w:r>
     </w:p>
     <w:p>

--- a/brand/reference.docx
+++ b/brand/reference.docx
@@ -9,7 +9,47 @@
     </w:p>
     <w:p>
       <w:r>
+        <w:t>{%p if c.group %}</w:t>
+      </w:r>
+    </w:p>
+    <w:p>
+      <w:pPr>
+        <w:pStyle w:val="Heading1"/>
+        <w:pageBreakBefore/>
+      </w:pPr>
+      <w:r>
+        <w:t>{{ c.group }}</w:t>
+      </w:r>
+    </w:p>
+    <w:p>
+      <w:r>
         <w:t>{%p if c.logo %}</w:t>
+      </w:r>
+    </w:p>
+    <w:p>
+      <w:pPr>
+        <w:jc w:val="right"/>
+      </w:pPr>
+      <w:r>
+        <w:t>{{ c.logo }}</w:t>
+      </w:r>
+    </w:p>
+    <w:p>
+      <w:r>
+        <w:t>{%p endif %}</w:t>
+      </w:r>
+    </w:p>
+    <w:p>
+      <w:pPr>
+        <w:pStyle w:val="Heading1"/>
+      </w:pPr>
+      <w:r>
+        <w:t>{{ c.title }}</w:t>
+      </w:r>
+    </w:p>
+    <w:p>
+      <w:r>
+        <w:t>{%p elif c.logo %}</w:t>
       </w:r>
     </w:p>
     <w:p>

--- a/brand/reference.docx
+++ b/brand/reference.docx
@@ -13,7 +13,7 @@
         <w:pageBreakBefore/>
       </w:pPr>
       <w:r>
-        <w:t>{{ c.title }}</w:t>
+        <w:t>{{ c.title }}{% if c.logo %}  {{ c.logo }}{% endif %}</w:t>
       </w:r>
     </w:p>
     <w:p>

--- a/brand/reference.docx
+++ b/brand/reference.docx
@@ -8,12 +8,44 @@
       </w:r>
     </w:p>
     <w:p>
+      <w:r>
+        <w:t>{%p if c.logo %}</w:t>
+      </w:r>
+    </w:p>
+    <w:p>
+      <w:pPr>
+        <w:pageBreakBefore/>
+        <w:jc w:val="right"/>
+      </w:pPr>
+      <w:r>
+        <w:t>{{ c.logo }}</w:t>
+      </w:r>
+    </w:p>
+    <w:p>
+      <w:pPr>
+        <w:pStyle w:val="Heading1"/>
+      </w:pPr>
+      <w:r>
+        <w:t>{{ c.title }}</w:t>
+      </w:r>
+    </w:p>
+    <w:p>
+      <w:r>
+        <w:t>{%p else %}</w:t>
+      </w:r>
+    </w:p>
+    <w:p>
       <w:pPr>
         <w:pStyle w:val="Heading1"/>
         <w:pageBreakBefore/>
       </w:pPr>
       <w:r>
-        <w:t>{{ c.title }}{% if c.logo %}  {{ c.logo }}{% endif %}</w:t>
+        <w:t>{{ c.title }}</w:t>
+      </w:r>
+    </w:p>
+    <w:p>
+      <w:r>
+        <w:t>{%p endif %}</w:t>
       </w:r>
     </w:p>
     <w:p>

--- a/brand/reference.docx
+++ b/brand/reference.docx
@@ -698,6 +698,7 @@
         <w:sz w:val="16"/>
       </w:rPr>
       <w:t>Synechron · Confidential</w:t>
+      <w:tab/>
       <w:tab/>
     </w:r>
     <w:r>
